--- a/Start-Here-Read-Me-First.docx
+++ b/Start-Here-Read-Me-First.docx
@@ -44,7 +44,7 @@
           <w:sz w:val="26"/>
           <w:szCs w:val="26"/>
         </w:rPr>
-        <w:t xml:space="preserve">Agent Mode in Excel and Copilot Studio</w:t>
+        <w:t>Copilot Agents for Excel: Edit with Copilot &amp; Declarative Agents</w:t>
       </w:r>
     </w:p>
     <w:p>
@@ -83,7 +83,7 @@
           <w:iCs w:val="false"/>
           <w:color w:val="1F2120"/>
         </w:rPr>
-        <w:t xml:space="preserve">Before we get going, a quick honest note. The tools we’re using in this course (Agent Mode in Excel, Copilot, and Copilot Studio) are some of the fastest-moving products Microsoft has ever shipped. Buttons move, menus get renamed, and features show up in different accounts on different days. There is no version of these materials that stays perfectly current, and I’d rather tell you that up front than pretend otherwise.</w:t>
+        <w:t>Before we get going, a quick honest note. The tools we’re using in this course (Edit with Copilot in Excel, Copilot, and declarative agents in Microsoft 365 Copilot) are some of the fastest-moving products Microsoft has ever shipped. Buttons move, menus get renamed, and features show up in different accounts on different days. There is no version of these materials that stays perfectly current, and I’d rather tell you that up front than pretend otherwise.</w:t>
       </w:r>
     </w:p>
     <w:p>
@@ -156,47 +156,46 @@
           <w:iCs w:val="false"/>
           <w:color w:val="1F2120"/>
         </w:rPr>
-        <w:t xml:space="preserve">What you see depends on your account. </w:t>
-      </w:r>
-      <w:r>
-        <w:rPr>
-          <w:b w:val="false"/>
-          <w:bCs w:val="false"/>
-          <w:i w:val="false"/>
-          <w:iCs w:val="false"/>
-          <w:color w:val="1F2120"/>
-        </w:rPr>
-        <w:t xml:space="preserve">Agent Mode runs through the Microsoft Frontier Program, and Copilot Studio depends on your license and tenant. You and the person next to you may not see the same thing.</w:t>
-      </w:r>
-    </w:p>
-    <w:p>
-      <w:pPr>
-        <w:pStyle w:val="ListParagraph"/>
-        <w:numPr>
-          <w:ilvl w:val="0"/>
-          <w:numId w:val="2"/>
-        </w:numPr>
-        <w:spacing w:after="80" w:line="276"/>
-      </w:pPr>
-      <w:r>
-        <w:rPr>
-          <w:b/>
-          <w:bCs/>
-          <w:i w:val="false"/>
-          <w:iCs w:val="false"/>
-          <w:color w:val="1F2120"/>
-        </w:rPr>
-        <w:t xml:space="preserve">The names keep changing. </w:t>
-      </w:r>
-      <w:r>
-        <w:rPr>
-          <w:b w:val="false"/>
-          <w:bCs w:val="false"/>
-          <w:i w:val="false"/>
-          <w:iCs w:val="false"/>
-          <w:color w:val="1F2120"/>
-        </w:rPr>
-        <w:t xml:space="preserve">Analyst, Researcher, Agent flows, and the rest get relabeled often. The idea behind each one is a lot steadier than its name.</w:t>
+        <w:t>What you see depends on your account. Edit with Copilot is now generally available in Excel (as of April 2026), and declarative agents run right inside Copilot Chat on most Microsoft 365 plans. You and the person next to you may not see exactly the same thing.</w:t>
+      </w:r>
+      <w:r>
+        <w:rPr>
+          <w:b w:val="false"/>
+          <w:bCs w:val="false"/>
+          <w:i w:val="false"/>
+          <w:iCs w:val="false"/>
+          <w:color w:val="1F2120"/>
+        </w:rPr>
+      </w:r>
+    </w:p>
+    <w:p>
+      <w:pPr>
+        <w:pStyle w:val="ListParagraph"/>
+        <w:numPr>
+          <w:ilvl w:val="0"/>
+          <w:numId w:val="2"/>
+        </w:numPr>
+        <w:spacing w:after="80" w:line="276"/>
+      </w:pPr>
+      <w:r>
+        <w:rPr>
+          <w:b/>
+          <w:bCs/>
+          <w:i w:val="false"/>
+          <w:iCs w:val="false"/>
+          <w:color w:val="1F2120"/>
+        </w:rPr>
+        <w:t xml:space="preserve">The names keep changing. Analyst, Researcher, Agent Builder, and the rest get relabeled often. The idea behind each one is a lot steadier than its name.</w:t>
+      </w:r>
+      <w:r>
+        <w:rPr>
+          <w:b w:val="false"/>
+          <w:bCs w:val="false"/>
+          <w:i w:val="false"/>
+          <w:iCs w:val="false"/>
+          <w:color w:val="1F2120"/>
+        </w:rPr>
+        <w:t xml:space="preserve"/>
       </w:r>
     </w:p>
     <w:p>
@@ -239,7 +238,7 @@
           <w:iCs w:val="false"/>
           <w:color w:val="1F2120"/>
         </w:rPr>
-        <w:t xml:space="preserve">How Agent Mode is different from plain Copilot chat, and when to reach for each.</w:t>
+        <w:t>How Edit with Copilot is different from plain Copilot chat, and when to reach for each.</w:t>
       </w:r>
     </w:p>
     <w:p>
@@ -279,27 +278,27 @@
           <w:iCs w:val="false"/>
           <w:color w:val="1F2120"/>
         </w:rPr>
-        <w:t xml:space="preserve">How a workbook becomes a chatbot, and a chatbot becomes an automated flow.</w:t>
-      </w:r>
-    </w:p>
-    <w:p>
-      <w:pPr>
-        <w:pStyle w:val="ListParagraph"/>
-        <w:numPr>
-          <w:ilvl w:val="0"/>
-          <w:numId w:val="2"/>
-        </w:numPr>
-        <w:spacing w:after="80" w:line="276"/>
-      </w:pPr>
-      <w:r>
-        <w:rPr>
-          <w:b w:val="false"/>
-          <w:bCs w:val="false"/>
-          <w:i w:val="false"/>
-          <w:iCs w:val="false"/>
-          <w:color w:val="1F2120"/>
-        </w:rPr>
-        <w:t xml:space="preserve">Where these pieces connect across Excel, Copilot Studio, Power Automate, and Teams.</w:t>
+        <w:t xml:space="preserve">How to turn Copilot into your own declarative agent, grounded in a knowledge source you trust.</w:t>
+      </w:r>
+    </w:p>
+    <w:p>
+      <w:pPr>
+        <w:pStyle w:val="ListParagraph"/>
+        <w:numPr>
+          <w:ilvl w:val="0"/>
+          <w:numId w:val="2"/>
+        </w:numPr>
+        <w:spacing w:after="80" w:line="276"/>
+      </w:pPr>
+      <w:r>
+        <w:rPr>
+          <w:b w:val="false"/>
+          <w:bCs w:val="false"/>
+          <w:i w:val="false"/>
+          <w:iCs w:val="false"/>
+          <w:color w:val="1F2120"/>
+        </w:rPr>
+        <w:t xml:space="preserve">Where these pieces connect across Excel, Microsoft 365 Copilot, and (optionally) Power Automate.</w:t>
       </w:r>
     </w:p>
     <w:p>
@@ -375,27 +374,27 @@
           <w:iCs w:val="false"/>
           <w:color w:val="1F2120"/>
         </w:rPr>
-        <w:t xml:space="preserve">Across our four sections, you’ll leave able to:</w:t>
-      </w:r>
-    </w:p>
-    <w:p>
-      <w:pPr>
-        <w:pStyle w:val="ListParagraph"/>
-        <w:numPr>
-          <w:ilvl w:val="0"/>
-          <w:numId w:val="2"/>
-        </w:numPr>
-        <w:spacing w:after="80" w:line="276"/>
-      </w:pPr>
-      <w:r>
-        <w:rPr>
-          <w:b/>
-          <w:bCs/>
-          <w:i w:val="false"/>
-          <w:iCs w:val="false"/>
-          <w:color w:val="1F2120"/>
-        </w:rPr>
-        <w:t xml:space="preserve">Use Agent Mode and the Analyst agent </w:t>
+        <w:t xml:space="preserve">Across our sections, you’ll leave able to:</w:t>
+      </w:r>
+    </w:p>
+    <w:p>
+      <w:pPr>
+        <w:pStyle w:val="ListParagraph"/>
+        <w:numPr>
+          <w:ilvl w:val="0"/>
+          <w:numId w:val="2"/>
+        </w:numPr>
+        <w:spacing w:after="80" w:line="276"/>
+      </w:pPr>
+      <w:r>
+        <w:rPr>
+          <w:b/>
+          <w:bCs/>
+          <w:i w:val="false"/>
+          <w:iCs w:val="false"/>
+          <w:color w:val="1F2120"/>
+        </w:rPr>
+        <w:t xml:space="preserve">Use Edit with Copilot and the Analyst agent </w:t>
       </w:r>
       <w:r>
         <w:rPr>
@@ -425,47 +424,47 @@
           <w:iCs w:val="false"/>
           <w:color w:val="1F2120"/>
         </w:rPr>
-        <w:t xml:space="preserve">Build a basic Excel chatbot in Copilot Studio </w:t>
-      </w:r>
-      <w:r>
-        <w:rPr>
-          <w:b w:val="false"/>
-          <w:bCs w:val="false"/>
-          <w:i w:val="false"/>
-          <w:iCs w:val="false"/>
-          <w:color w:val="1F2120"/>
-        </w:rPr>
-        <w:t xml:space="preserve">that answers questions about your workbook, then change it to handle new ones.</w:t>
-      </w:r>
-    </w:p>
-    <w:p>
-      <w:pPr>
-        <w:pStyle w:val="ListParagraph"/>
-        <w:numPr>
-          <w:ilvl w:val="0"/>
-          <w:numId w:val="2"/>
-        </w:numPr>
-        <w:spacing w:after="80" w:line="276"/>
-      </w:pPr>
-      <w:r>
-        <w:rPr>
-          <w:b/>
-          <w:bCs/>
-          <w:i w:val="false"/>
-          <w:iCs w:val="false"/>
-          <w:color w:val="1F2120"/>
-        </w:rPr>
-        <w:t xml:space="preserve">Build and deploy an Agent Flow </w:t>
-      </w:r>
-      <w:r>
-        <w:rPr>
-          <w:b w:val="false"/>
-          <w:bCs w:val="false"/>
-          <w:i w:val="false"/>
-          <w:iCs w:val="false"/>
-          <w:color w:val="1F2120"/>
-        </w:rPr>
-        <w:t xml:space="preserve">that adds data to an Excel table and confirms it is done, then push it to Teams for testing.</w:t>
+        <w:t xml:space="preserve">Build your own declarative agent in Microsoft 365 Copilot—grounded in a knowledge source you provide—running right inside Copilot Chat, with no premium license.</w:t>
+      </w:r>
+      <w:r>
+        <w:rPr>
+          <w:b w:val="false"/>
+          <w:bCs w:val="false"/>
+          <w:i w:val="false"/>
+          <w:iCs w:val="false"/>
+          <w:color w:val="1F2120"/>
+        </w:rPr>
+        <w:t xml:space="preserve"/>
+      </w:r>
+    </w:p>
+    <w:p>
+      <w:pPr>
+        <w:pStyle w:val="ListParagraph"/>
+        <w:numPr>
+          <w:ilvl w:val="0"/>
+          <w:numId w:val="2"/>
+        </w:numPr>
+        <w:spacing w:after="80" w:line="276"/>
+      </w:pPr>
+      <w:r>
+        <w:rPr>
+          <w:b/>
+          <w:bCs/>
+          <w:i w:val="false"/>
+          <w:iCs w:val="false"/>
+          <w:color w:val="1F2120"/>
+        </w:rPr>
+        <w:t xml:space="preserve">(Optional) See how Power Automate handles scheduled, unattended AI workflows—for the jobs a conversational agent doesn’t cover.</w:t>
+      </w:r>
+      <w:r>
+        <w:rPr>
+          <w:b w:val="false"/>
+          <w:bCs w:val="false"/>
+          <w:i w:val="false"/>
+          <w:iCs w:val="false"/>
+          <w:color w:val="1F2120"/>
+        </w:rPr>
+        <w:t xml:space="preserve"/>
       </w:r>
     </w:p>
     <w:p>
@@ -564,7 +563,7 @@
           <w:iCs w:val="false"/>
           <w:color w:val="1F2120"/>
         </w:rPr>
-        <w:t xml:space="preserve">Folder 1, Agent Mode and pre-built agents </w:t>
+        <w:t xml:space="preserve">Folder 1, Edit with Copilot and pre-built agents </w:t>
       </w:r>
       <w:r>
         <w:rPr>
@@ -594,47 +593,47 @@
           <w:iCs w:val="false"/>
           <w:color w:val="1F2120"/>
         </w:rPr>
-        <w:t xml:space="preserve">Folder 2, Build an Excel chatbot </w:t>
-      </w:r>
-      <w:r>
-        <w:rPr>
-          <w:b w:val="false"/>
-          <w:bCs w:val="false"/>
-          <w:i w:val="false"/>
-          <w:iCs w:val="false"/>
-          <w:color w:val="1F2120"/>
-        </w:rPr>
-        <w:t xml:space="preserve">(Copilot Studio knowledge-base instructions and sample data).</w:t>
-      </w:r>
-    </w:p>
-    <w:p>
-      <w:pPr>
-        <w:pStyle w:val="ListParagraph"/>
-        <w:numPr>
-          <w:ilvl w:val="0"/>
-          <w:numId w:val="2"/>
-        </w:numPr>
-        <w:spacing w:after="80" w:line="276"/>
-      </w:pPr>
-      <w:r>
-        <w:rPr>
-          <w:b/>
-          <w:bCs/>
-          <w:i w:val="false"/>
-          <w:iCs w:val="false"/>
-          <w:color w:val="1F2120"/>
-        </w:rPr>
-        <w:t xml:space="preserve">Folder 3, AI-automated workflow </w:t>
-      </w:r>
-      <w:r>
-        <w:rPr>
-          <w:b w:val="false"/>
-          <w:bCs w:val="false"/>
-          <w:i w:val="false"/>
-          <w:iCs w:val="false"/>
-          <w:color w:val="1F2120"/>
-        </w:rPr>
-        <w:t xml:space="preserve">(Agent Flow and Power Automate prompts and adaptive cards).</w:t>
+        <w:t xml:space="preserve">Folder 2, Build your own declarative agent (knowledge-base instructions and sample data).</w:t>
+      </w:r>
+      <w:r>
+        <w:rPr>
+          <w:b w:val="false"/>
+          <w:bCs w:val="false"/>
+          <w:i w:val="false"/>
+          <w:iCs w:val="false"/>
+          <w:color w:val="1F2120"/>
+        </w:rPr>
+        <w:t xml:space="preserve"/>
+      </w:r>
+    </w:p>
+    <w:p>
+      <w:pPr>
+        <w:pStyle w:val="ListParagraph"/>
+        <w:numPr>
+          <w:ilvl w:val="0"/>
+          <w:numId w:val="2"/>
+        </w:numPr>
+        <w:spacing w:after="80" w:line="276"/>
+      </w:pPr>
+      <w:r>
+        <w:rPr>
+          <w:b/>
+          <w:bCs/>
+          <w:i w:val="false"/>
+          <w:iCs w:val="false"/>
+          <w:color w:val="1F2120"/>
+        </w:rPr>
+        <w:t xml:space="preserve">Folder 3, Optional AI-automated workflow (Power Automate prompts and adaptive cards).</w:t>
+      </w:r>
+      <w:r>
+        <w:rPr>
+          <w:b w:val="false"/>
+          <w:bCs w:val="false"/>
+          <w:i w:val="false"/>
+          <w:iCs w:val="false"/>
+          <w:color w:val="1F2120"/>
+        </w:rPr>
+        <w:t xml:space="preserve"/>
       </w:r>
     </w:p>
     <w:p>
@@ -696,7 +695,7 @@
           <w:rPr>
             <w:rStyle w:val="Hyperlink"/>
           </w:rPr>
-          <w:t xml:space="preserve">Getting started with Agent Mode in Excel</w:t>
+          <w:t xml:space="preserve">Getting started with Edit with Copilot in Excel</w:t>
         </w:r>
       </w:hyperlink>
     </w:p>
@@ -750,7 +749,7 @@
           <w:rPr>
             <w:rStyle w:val="Hyperlink"/>
           </w:rPr>
-          <w:t xml:space="preserve">Turn your Excel workbook into a chatbot with Copilot Studio</w:t>
+          <w:t xml:space="preserve">Turn your Excel workbook into a custom Copilot agent</w:t>
         </w:r>
       </w:hyperlink>
     </w:p>
